--- a/TwoSleeves_Optimized_Build_Guide_v1_2.docx
+++ b/TwoSleeves_Optimized_Build_Guide_v1_2.docx
@@ -6864,6 +6864,89 @@
               <w:pStyle w:val="Compact"/>
             </w:pPr>
             <w:r>
+              <w:t xml:space="preserve">Rejected</w:t>
+            </w:r>
+          </w:p>
+        </w:tc>
+      </w:tr>
+      <w:tr>
+        <w:tc>
+          <w:tcPr/>
+          <w:p>
+            <w:pPr>
+              <w:pStyle w:val="Compact"/>
+            </w:pPr>
+            <w:r>
+              <w:rPr>
+                <w:b/>
+                <w:bCs/>
+              </w:rPr>
+              <w:t xml:space="preserve">B4 vol-targeting overlay</w:t>
+            </w:r>
+            <w:r>
+              <w:t xml:space="preserve"> </w:t>
+            </w:r>
+            <w:r>
+              <w:t xml:space="preserve">(vehicle position scaled by</w:t>
+            </w:r>
+            <w:r>
+              <w:t xml:space="preserve"> </w:t>
+            </w:r>
+            <w:r>
+              <w:rPr>
+                <w:rStyle w:val="VerbatimChar"/>
+              </w:rPr>
+              <w:t xml:space="preserve">target_vol/realized_vol</w:t>
+            </w:r>
+            <w:r>
+              <w:t xml:space="preserve">, applied at entry + annual rebalance, vol_target ∈ {15,20,25,30}%, estimator ∈ {HVol20, HVol60, EWMA halflife-20}; 12 combos walk-forward tested)</w:t>
+            </w:r>
+          </w:p>
+        </w:tc>
+        <w:tc>
+          <w:tcPr/>
+          <w:p>
+            <w:pPr>
+              <w:pStyle w:val="Compact"/>
+            </w:pPr>
+            <w:r>
+              <w:rPr>
+                <w:b/>
+                <w:bCs/>
+              </w:rPr>
+              <w:t xml:space="preserve">No-op or worse on both IS and OOS.</w:t>
+            </w:r>
+            <w:r>
+              <w:t xml:space="preserve"> </w:t>
+            </w:r>
+            <w:r>
+              <w:t xml:space="preserve">vt≥25% never fires (HVol≤16% entry gate already screens calm regimes, so vol_scale = min(1.0, 25/16) = 1.0 → no scaling). vt=15-20% costs CAGR with no Sharpe gain — the strategy's existing HVol gate + BIL cash state + VIX spike exit already do vol-aware sizing, making the overlay redundant. Best OOS candidate ties baseline; IS-winner is also a tie. Evidence:</w:t>
+            </w:r>
+            <w:r>
+              <w:t xml:space="preserve"> </w:t>
+            </w:r>
+            <w:r>
+              <w:rPr>
+                <w:rStyle w:val="VerbatimChar"/>
+              </w:rPr>
+              <w:t xml:space="preserve">test_b4_vol_targeting.py</w:t>
+            </w:r>
+            <w:r>
+              <w:t xml:space="preserve">.</w:t>
+            </w:r>
+          </w:p>
+        </w:tc>
+        <w:tc>
+          <w:tcPr/>
+          <w:p>
+            <w:pPr>
+              <w:pStyle w:val="Compact"/>
+            </w:pPr>
+            <w:r>
+              <w:rPr>
+                <w:b/>
+                <w:bCs/>
+              </w:rPr>
               <w:t xml:space="preserve">Rejected</w:t>
             </w:r>
           </w:p>

--- a/TwoSleeves_Optimized_Build_Guide_v1_2.docx
+++ b/TwoSleeves_Optimized_Build_Guide_v1_2.docx
@@ -6933,6 +6933,145 @@
             </w:r>
             <w:r>
               <w:t xml:space="preserve">.</w:t>
+            </w:r>
+          </w:p>
+        </w:tc>
+        <w:tc>
+          <w:tcPr/>
+          <w:p>
+            <w:pPr>
+              <w:pStyle w:val="Compact"/>
+            </w:pPr>
+            <w:r>
+              <w:rPr>
+                <w:b/>
+                <w:bCs/>
+              </w:rPr>
+              <w:t xml:space="preserve">Rejected</w:t>
+            </w:r>
+          </w:p>
+        </w:tc>
+      </w:tr>
+      <w:tr>
+        <w:tc>
+          <w:tcPr/>
+          <w:p>
+            <w:pPr>
+              <w:pStyle w:val="Compact"/>
+            </w:pPr>
+            <w:r>
+              <w:rPr>
+                <w:b/>
+                <w:bCs/>
+              </w:rPr>
+              <w:t xml:space="preserve">A1 Hull MA crossover</w:t>
+            </w:r>
+            <w:r>
+              <w:t xml:space="preserve"> </w:t>
+            </w:r>
+            <w:r>
+              <w:t xml:space="preserve">(replace fast WMA with HMA per Hull's formula</w:t>
+            </w:r>
+            <w:r>
+              <w:t xml:space="preserve"> </w:t>
+            </w:r>
+            <w:r>
+              <w:rPr>
+                <w:rStyle w:val="VerbatimChar"/>
+              </w:rPr>
+              <w:t xml:space="preserve">HMA(n) = WMA(2·WMA(n/2) − WMA(n), √n)</w:t>
+            </w:r>
+            <w:r>
+              <w:t xml:space="preserve">, slow leg kept as SMA; per-sleeve sweep of 25 combos each: fast HMA ∈ {5,8,10,13,16}, slow SMA ∈ {100,150,175,200,250}, then joint test of each sleeve's IS-best HMA configuration; walk-forward 2000-2014 IS / 2015-2026 OOS)</w:t>
+            </w:r>
+          </w:p>
+        </w:tc>
+        <w:tc>
+          <w:tcPr/>
+          <w:p>
+            <w:pPr>
+              <w:pStyle w:val="Compact"/>
+            </w:pPr>
+            <w:r>
+              <w:rPr>
+                <w:b/>
+                <w:bCs/>
+              </w:rPr>
+              <w:t xml:space="preserve">Textbook overfitting — rejected.</w:t>
+            </w:r>
+            <w:r>
+              <w:t xml:space="preserve"> </w:t>
+            </w:r>
+            <w:r>
+              <w:t xml:space="preserve">Joint IS-best (QQQ HMA16/SMA175 + SPY HMA13/SMA250) gained IS Sharpe +0.042 but lost OOS Sharpe −0.182 and</w:t>
+            </w:r>
+            <w:r>
+              <w:t xml:space="preserve"> </w:t>
+            </w:r>
+            <m:oMath>
+              <m:r>
+                <m:t>17.5</m:t>
+              </m:r>
+              <m:r>
+                <m:t>M</m:t>
+              </m:r>
+              <m:r>
+                <m:t>o</m:t>
+              </m:r>
+              <m:r>
+                <m:t>f</m:t>
+              </m:r>
+              <m:r>
+                <m:t>t</m:t>
+              </m:r>
+              <m:r>
+                <m:t>e</m:t>
+              </m:r>
+              <m:r>
+                <m:t>r</m:t>
+              </m:r>
+              <m:r>
+                <m:t>m</m:t>
+              </m:r>
+              <m:r>
+                <m:t>i</m:t>
+              </m:r>
+              <m:r>
+                <m:t>n</m:t>
+              </m:r>
+              <m:r>
+                <m:t>a</m:t>
+              </m:r>
+              <m:r>
+                <m:t>l</m:t>
+              </m:r>
+              <m:r>
+                <m:t>w</m:t>
+              </m:r>
+              <m:r>
+                <m:t>e</m:t>
+              </m:r>
+              <m:r>
+                <m:t>a</m:t>
+              </m:r>
+              <m:r>
+                <m:t>l</m:t>
+              </m:r>
+              <m:r>
+                <m:t>t</m:t>
+              </m:r>
+              <m:r>
+                <m:t>h</m:t>
+              </m:r>
+              <m:r>
+                <m:rPr>
+                  <m:sty m:val="p"/>
+                </m:rPr>
+                <m:t>(</m:t>
+              </m:r>
+            </m:oMath>
+            <w:r>
+              <w:t xml:space="preserve">69.4M → $51.9M). Every single top-10 candidate in both per-sleeve sweeps lost on OOS — none survived walk-forward. HMA's lower lag amplifies signal noise that the strategy's existing latch + 30-bar cooldown were designed to filter out. (Oxford Strategies' positive HMA result was on 42 raw futures markets without those filters.)</w:t>
             </w:r>
           </w:p>
         </w:tc>

--- a/TwoSleeves_Optimized_Build_Guide_v1_2.docx
+++ b/TwoSleeves_Optimized_Build_Guide_v1_2.docx
@@ -7072,6 +7072,130 @@
             </m:oMath>
             <w:r>
               <w:t xml:space="preserve">69.4M → $51.9M). Every single top-10 candidate in both per-sleeve sweeps lost on OOS — none survived walk-forward. HMA's lower lag amplifies signal noise that the strategy's existing latch + 30-bar cooldown were designed to filter out. (Oxford Strategies' positive HMA result was on 42 raw futures markets without those filters.)</w:t>
+            </w:r>
+          </w:p>
+        </w:tc>
+        <w:tc>
+          <w:tcPr/>
+          <w:p>
+            <w:pPr>
+              <w:pStyle w:val="Compact"/>
+            </w:pPr>
+            <w:r>
+              <w:rPr>
+                <w:b/>
+                <w:bCs/>
+              </w:rPr>
+              <w:t xml:space="preserve">Rejected</w:t>
+            </w:r>
+          </w:p>
+        </w:tc>
+      </w:tr>
+      <w:tr>
+        <w:tc>
+          <w:tcPr/>
+          <w:p>
+            <w:pPr>
+              <w:pStyle w:val="Compact"/>
+            </w:pPr>
+            <w:r>
+              <w:rPr>
+                <w:b/>
+                <w:bCs/>
+              </w:rPr>
+              <w:t xml:space="preserve">TSMOM (time-series momentum) signal swap</w:t>
+            </w:r>
+            <w:r>
+              <w:t xml:space="preserve"> </w:t>
+            </w:r>
+            <w:r>
+              <w:t xml:space="preserve">(replace entry latch + WMA-cross-above with</w:t>
+            </w:r>
+            <w:r>
+              <w:t xml:space="preserve"> </w:t>
+            </w:r>
+            <w:r>
+              <w:rPr>
+                <w:rStyle w:val="VerbatimChar"/>
+              </w:rPr>
+              <w:t xml:space="preserve">mom[i] &gt; threshold</w:t>
+            </w:r>
+            <w:r>
+              <w:t xml:space="preserve">, replace vehicle exit</w:t>
+            </w:r>
+            <w:r>
+              <w:t xml:space="preserve"> </w:t>
+            </w:r>
+            <w:r>
+              <w:rPr>
+                <w:rStyle w:val="VerbatimChar"/>
+              </w:rPr>
+              <w:t xml:space="preserve">wma_cross_below</w:t>
+            </w:r>
+            <w:r>
+              <w:t xml:space="preserve"> </w:t>
+            </w:r>
+            <w:r>
+              <w:t xml:space="preserve">with</w:t>
+            </w:r>
+            <w:r>
+              <w:t xml:space="preserve"> </w:t>
+            </w:r>
+            <w:r>
+              <w:rPr>
+                <w:rStyle w:val="VerbatimChar"/>
+              </w:rPr>
+              <w:t xml:space="preserve">mom[i] &lt; threshold</w:t>
+            </w:r>
+            <w:r>
+              <w:t xml:space="preserve">; sweep lookback ∈ {126, 189, 252 bars} × excess-over-BIL ∈ {N, Y} × Antonacci skip-last-21-bars ∈ {N, Y} = 12 candidates; HVol gate, cooldown, TP, hard stop, vol exit, VIX spike, defensive rotation, BIL cash all retained; walk-forward 2000-2014 IS / 2015-2026 OOS)</w:t>
+            </w:r>
+          </w:p>
+        </w:tc>
+        <w:tc>
+          <w:tcPr/>
+          <w:p>
+            <w:pPr>
+              <w:pStyle w:val="Compact"/>
+            </w:pPr>
+            <w:r>
+              <w:rPr>
+                <w:b/>
+                <w:bCs/>
+              </w:rPr>
+              <w:t xml:space="preserve">Most decisive rejection in this exploration.</w:t>
+            </w:r>
+            <w:r>
+              <w:t xml:space="preserve"> </w:t>
+            </w:r>
+            <w:r>
+              <w:t xml:space="preserve">ALL 12 candidates lose on BOTH IS and OOS — no fitted-then-broken pattern, the signal just doesn't work in this context. IS-best (L=126, excess=Y, skip=N) lost IS Sharpe −0.034 and OOS Sharpe −0.310 ($69.4M →</w:t>
+            </w:r>
+            <w:r>
+              <w:t xml:space="preserve"> </w:t>
+            </w:r>
+            <m:oMath>
+              <m:r>
+                <m:t>29.6</m:t>
+              </m:r>
+              <m:r>
+                <m:t>M</m:t>
+              </m:r>
+              <m:r>
+                <m:rPr>
+                  <m:sty m:val="p"/>
+                </m:rPr>
+                <m:t>,</m:t>
+              </m:r>
+              <m:r>
+                <m:rPr>
+                  <m:sty m:val="p"/>
+                </m:rPr>
+                <m:t>−</m:t>
+              </m:r>
+            </m:oMath>
+            <w:r>
+              <w:t xml:space="preserve">39.7M). Worst combos lost OOS −0.45. Trade churn doubled (142–214 vs baseline 86). Mechanism: TSMOM is slow to confirm entries (misses early bull legs), slow to exit (mom12 doesn't flip negative until weeks into a crash — repeated −12% hard stops on the way down), oscillates around the 0 threshold causing whipsaws the latch+cooldown previously filtered, and is direction-only with no vol awareness (the strategy's HVol gate adds info TSMOM lacks). The Moskowitz/Ooi/Pedersen "Sharpe ~1.0" result is on a diversified 58-instrument portfolio where diversification across uncorrelated markets drives the Sharpe — not from single-asset signal quality.</w:t>
             </w:r>
           </w:p>
         </w:tc>

--- a/TwoSleeves_Optimized_Build_Guide_v1_2.docx
+++ b/TwoSleeves_Optimized_Build_Guide_v1_2.docx
@@ -7196,6 +7196,187 @@
             </m:oMath>
             <w:r>
               <w:t xml:space="preserve">39.7M). Worst combos lost OOS −0.45. Trade churn doubled (142–214 vs baseline 86). Mechanism: TSMOM is slow to confirm entries (misses early bull legs), slow to exit (mom12 doesn't flip negative until weeks into a crash — repeated −12% hard stops on the way down), oscillates around the 0 threshold causing whipsaws the latch+cooldown previously filtered, and is direction-only with no vol awareness (the strategy's HVol gate adds info TSMOM lacks). The Moskowitz/Ooi/Pedersen "Sharpe ~1.0" result is on a diversified 58-instrument portfolio where diversification across uncorrelated markets drives the Sharpe — not from single-asset signal quality.</w:t>
+            </w:r>
+          </w:p>
+        </w:tc>
+        <w:tc>
+          <w:tcPr/>
+          <w:p>
+            <w:pPr>
+              <w:pStyle w:val="Compact"/>
+            </w:pPr>
+            <w:r>
+              <w:rPr>
+                <w:b/>
+                <w:bCs/>
+              </w:rPr>
+              <w:t xml:space="preserve">Rejected</w:t>
+            </w:r>
+          </w:p>
+        </w:tc>
+      </w:tr>
+      <w:tr>
+        <w:tc>
+          <w:tcPr/>
+          <w:p>
+            <w:pPr>
+              <w:pStyle w:val="Compact"/>
+            </w:pPr>
+            <w:r>
+              <w:rPr>
+                <w:b/>
+                <w:bCs/>
+              </w:rPr>
+              <w:t xml:space="preserve">KAMA (Kaufman Adaptive MA) as fast leg</w:t>
+            </w:r>
+            <w:r>
+              <w:t xml:space="preserve"> </w:t>
+            </w:r>
+            <w:r>
+              <w:t xml:space="preserve">(replace fast WMA with KAMA per Kaufman's formula</w:t>
+            </w:r>
+            <w:r>
+              <w:t xml:space="preserve"> </w:t>
+            </w:r>
+            <w:r>
+              <w:rPr>
+                <w:rStyle w:val="VerbatimChar"/>
+              </w:rPr>
+              <w:t xml:space="preserve">KAMA[i] = KAMA[i-1] + SC[i]·(c[i] − KAMA[i-1])</w:t>
+            </w:r>
+            <w:r>
+              <w:t xml:space="preserve"> </w:t>
+            </w:r>
+            <w:r>
+              <w:t xml:space="preserve">where</w:t>
+            </w:r>
+            <w:r>
+              <w:t xml:space="preserve"> </w:t>
+            </w:r>
+            <w:r>
+              <w:rPr>
+                <w:rStyle w:val="VerbatimChar"/>
+              </w:rPr>
+              <w:t xml:space="preserve">SC[i] = (ER[i]·(2/3 − 2/31) + 2/31)²</w:t>
+            </w:r>
+            <w:r>
+              <w:t xml:space="preserve"> </w:t>
+            </w:r>
+            <w:r>
+              <w:t xml:space="preserve">and</w:t>
+            </w:r>
+            <w:r>
+              <w:t xml:space="preserve"> </w:t>
+            </w:r>
+            <w:r>
+              <w:rPr>
+                <w:rStyle w:val="VerbatimChar"/>
+              </w:rPr>
+              <w:t xml:space="preserve">ER[i]</w:t>
+            </w:r>
+            <w:r>
+              <w:t xml:space="preserve"> </w:t>
+            </w:r>
+            <w:r>
+              <w:t xml:space="preserve">is the efficiency ratio over the lookback; slow SMA leg unchanged; per-sleeve sweep of ER ∈ {10, 14, 20} = 3 combos each, then joint test of IS-best; walk-forward 2000-2014 IS / 2015-2026 OOS)</w:t>
+            </w:r>
+          </w:p>
+        </w:tc>
+        <w:tc>
+          <w:tcPr/>
+          <w:p>
+            <w:pPr>
+              <w:pStyle w:val="Compact"/>
+            </w:pPr>
+            <w:r>
+              <w:rPr>
+                <w:b/>
+                <w:bCs/>
+              </w:rPr>
+              <w:t xml:space="preserve">Rejected — every candidate loses on both halves.</w:t>
+            </w:r>
+            <w:r>
+              <w:t xml:space="preserve"> </w:t>
+            </w:r>
+            <w:r>
+              <w:t xml:space="preserve">Joint IS-best (QQQ ER=20 + SPY ER=20) lost IS Sharpe −0.017, OOS Sharpe −0.049,</w:t>
+            </w:r>
+            <w:r>
+              <w:t xml:space="preserve"> </w:t>
+            </w:r>
+            <m:oMath>
+              <m:r>
+                <m:t>17.7</m:t>
+              </m:r>
+              <m:r>
+                <m:t>M</m:t>
+              </m:r>
+              <m:r>
+                <m:t>o</m:t>
+              </m:r>
+              <m:r>
+                <m:t>f</m:t>
+              </m:r>
+              <m:r>
+                <m:t>t</m:t>
+              </m:r>
+              <m:r>
+                <m:t>e</m:t>
+              </m:r>
+              <m:r>
+                <m:t>r</m:t>
+              </m:r>
+              <m:r>
+                <m:t>m</m:t>
+              </m:r>
+              <m:r>
+                <m:t>i</m:t>
+              </m:r>
+              <m:r>
+                <m:t>n</m:t>
+              </m:r>
+              <m:r>
+                <m:t>a</m:t>
+              </m:r>
+              <m:r>
+                <m:t>l</m:t>
+              </m:r>
+              <m:r>
+                <m:t>w</m:t>
+              </m:r>
+              <m:r>
+                <m:t>e</m:t>
+              </m:r>
+              <m:r>
+                <m:t>a</m:t>
+              </m:r>
+              <m:r>
+                <m:t>l</m:t>
+              </m:r>
+              <m:r>
+                <m:t>t</m:t>
+              </m:r>
+              <m:r>
+                <m:t>h</m:t>
+              </m:r>
+              <m:r>
+                <m:rPr>
+                  <m:sty m:val="p"/>
+                </m:rPr>
+                <m:t>(</m:t>
+              </m:r>
+            </m:oMath>
+            <w:r>
+              <w:t xml:space="preserve">69.4M → $51.6M). All 6 candidates across both per-sleeve sweeps lost on IS and OOS — no overfitting pattern, KAMA just doesn't add value. Mechanism: KAMA's chop-flattening is redundant with the existing latch+cooldown (whipsaws already filtered), while its squared-SC formula caps trend responsiveness even at high efficiency ratio (</w:t>
+            </w:r>
+            <w:r>
+              <w:rPr>
+                <w:rStyle w:val="VerbatimChar"/>
+              </w:rPr>
+              <w:t xml:space="preserve">max SC = (2/3)² = 0.444</w:t>
+            </w:r>
+            <w:r>
+              <w:t xml:space="preserve">), making KAMA inherently slower than WMA(10) in confirmed trends → delayed entries and exits. The StratBase BTC result was on raw moving-average crossovers without latch/cooldown machinery.</w:t>
             </w:r>
           </w:p>
         </w:tc>

--- a/TwoSleeves_Optimized_Build_Guide_v1_2.docx
+++ b/TwoSleeves_Optimized_Build_Guide_v1_2.docx
@@ -7377,6 +7377,210 @@
             </w:r>
             <w:r>
               <w:t xml:space="preserve">), making KAMA inherently slower than WMA(10) in confirmed trends → delayed entries and exits. The StratBase BTC result was on raw moving-average crossovers without latch/cooldown machinery.</w:t>
+            </w:r>
+          </w:p>
+        </w:tc>
+        <w:tc>
+          <w:tcPr/>
+          <w:p>
+            <w:pPr>
+              <w:pStyle w:val="Compact"/>
+            </w:pPr>
+            <w:r>
+              <w:rPr>
+                <w:b/>
+                <w:bCs/>
+              </w:rPr>
+              <w:t xml:space="preserve">Rejected</w:t>
+            </w:r>
+          </w:p>
+        </w:tc>
+      </w:tr>
+      <w:tr>
+        <w:tc>
+          <w:tcPr/>
+          <w:p>
+            <w:pPr>
+              <w:pStyle w:val="Compact"/>
+            </w:pPr>
+            <w:r>
+              <w:rPr>
+                <w:b/>
+                <w:bCs/>
+              </w:rPr>
+              <w:t xml:space="preserve">Donchian breakout signal swap</w:t>
+            </w:r>
+            <w:r>
+              <w:t xml:space="preserve"> </w:t>
+            </w:r>
+            <w:r>
+              <w:t xml:space="preserve">(replace entry latch + WMA-cross-above with</w:t>
+            </w:r>
+            <w:r>
+              <w:t xml:space="preserve"> </w:t>
+            </w:r>
+            <w:r>
+              <w:rPr>
+                <w:rStyle w:val="VerbatimChar"/>
+              </w:rPr>
+              <w:t xml:space="preserve">close[i] ≥ donchian_high[i-1]</w:t>
+            </w:r>
+            <w:r>
+              <w:t xml:space="preserve"> </w:t>
+            </w:r>
+            <w:r>
+              <w:t xml:space="preserve">AND</w:t>
+            </w:r>
+            <w:r>
+              <w:t xml:space="preserve"> </w:t>
+            </w:r>
+            <w:r>
+              <w:rPr>
+                <w:rStyle w:val="VerbatimChar"/>
+              </w:rPr>
+              <w:t xml:space="preserve">close[i] &gt; SMA[i]</w:t>
+            </w:r>
+            <w:r>
+              <w:t xml:space="preserve"> </w:t>
+            </w:r>
+            <w:r>
+              <w:t xml:space="preserve">trend filter; replace vehicle exit</w:t>
+            </w:r>
+            <w:r>
+              <w:t xml:space="preserve"> </w:t>
+            </w:r>
+            <w:r>
+              <w:rPr>
+                <w:rStyle w:val="VerbatimChar"/>
+              </w:rPr>
+              <w:t xml:space="preserve">wma_cross_below</w:t>
+            </w:r>
+            <w:r>
+              <w:t xml:space="preserve"> </w:t>
+            </w:r>
+            <w:r>
+              <w:t xml:space="preserve">with</w:t>
+            </w:r>
+            <w:r>
+              <w:t xml:space="preserve"> </w:t>
+            </w:r>
+            <w:r>
+              <w:rPr>
+                <w:rStyle w:val="VerbatimChar"/>
+              </w:rPr>
+              <w:t xml:space="preserve">close[i] ≤ donchian_low[i-1]</w:t>
+            </w:r>
+            <w:r>
+              <w:t xml:space="preserve">; both lookups use bar i-1 for strict causality; sweep entry lookback ∈ {20, 40, 55, 100} × exit lookback ∈ {10, 20} = 8 candidates; HVol gate, cooldown, TP, hard stop, vol exit, VIX spike, defensive rotation, BIL cash all retained; walk-forward 2000-2014 IS / 2015-2026 OOS)</w:t>
+            </w:r>
+          </w:p>
+        </w:tc>
+        <w:tc>
+          <w:tcPr/>
+          <w:p>
+            <w:pPr>
+              <w:pStyle w:val="Compact"/>
+            </w:pPr>
+            <w:r>
+              <w:rPr>
+                <w:b/>
+                <w:bCs/>
+              </w:rPr>
+              <w:t xml:space="preserve">Worst rejection in this exploration — catastrophic on both halves.</w:t>
+            </w:r>
+            <w:r>
+              <w:t xml:space="preserve"> </w:t>
+            </w:r>
+            <w:r>
+              <w:t xml:space="preserve">IS-best (entry=40, exit=20) lost IS Sharpe −0.149, OOS Sharpe −0.322,</w:t>
+            </w:r>
+            <w:r>
+              <w:t xml:space="preserve"> </w:t>
+            </w:r>
+            <m:oMath>
+              <m:r>
+                <m:t>61.3</m:t>
+              </m:r>
+              <m:r>
+                <m:t>M</m:t>
+              </m:r>
+              <m:r>
+                <m:t>o</m:t>
+              </m:r>
+              <m:r>
+                <m:t>f</m:t>
+              </m:r>
+              <m:r>
+                <m:t>t</m:t>
+              </m:r>
+              <m:r>
+                <m:t>e</m:t>
+              </m:r>
+              <m:r>
+                <m:t>r</m:t>
+              </m:r>
+              <m:r>
+                <m:t>m</m:t>
+              </m:r>
+              <m:r>
+                <m:t>i</m:t>
+              </m:r>
+              <m:r>
+                <m:t>n</m:t>
+              </m:r>
+              <m:r>
+                <m:t>a</m:t>
+              </m:r>
+              <m:r>
+                <m:t>l</m:t>
+              </m:r>
+              <m:r>
+                <m:t>w</m:t>
+              </m:r>
+              <m:r>
+                <m:t>e</m:t>
+              </m:r>
+              <m:r>
+                <m:t>a</m:t>
+              </m:r>
+              <m:r>
+                <m:t>l</m:t>
+              </m:r>
+              <m:r>
+                <m:t>t</m:t>
+              </m:r>
+              <m:r>
+                <m:t>h</m:t>
+              </m:r>
+              <m:r>
+                <m:rPr>
+                  <m:sty m:val="p"/>
+                </m:rPr>
+                <m:t>(</m:t>
+              </m:r>
+            </m:oMath>
+            <w:r>
+              <w:t xml:space="preserve">69.4M → $8.0M). ALL 8 candidates collapsed to</w:t>
+            </w:r>
+            <w:r>
+              <w:t xml:space="preserve"> </w:t>
+            </w:r>
+            <m:oMath>
+              <m:r>
+                <m:t>3.9</m:t>
+              </m:r>
+              <m:r>
+                <m:t>M</m:t>
+              </m:r>
+              <m:r>
+                <m:rPr>
+                  <m:sty m:val="p"/>
+                </m:rPr>
+                <m:t>–</m:t>
+              </m:r>
+            </m:oMath>
+            <w:r>
+              <w:t xml:space="preserve">8.0M final equity. Trade churn 218–434 vs baseline 86 (2.5×–5×). Mechanism: (1) breakout entries fire on confirmed new highs, weeks AFTER the WMA cross — Donchian misses the early leg of every move, disproportionately costly in 3× vehicles; (2) without the latch+cooldown, daily noise around the breakout level produces rapid entry/exit/re-entry cycles; (3) exit=10 triggers on routine pullbacks (~350-435 trades), exit=20 holds through deep TQQQ drawdowns — neither asymmetry works; (4) leveraged compounding hates churn. Faith's original Turtle worked on a diversified 24-instrument unleveraged futures portfolio with ATR-scaled wide stops — none of those conditions hold here.</w:t>
             </w:r>
           </w:p>
         </w:tc>

--- a/TwoSleeves_Optimized_Build_Guide_v1_2.docx
+++ b/TwoSleeves_Optimized_Build_Guide_v1_2.docx
@@ -7581,6 +7581,131 @@
             </m:oMath>
             <w:r>
               <w:t xml:space="preserve">8.0M final equity. Trade churn 218–434 vs baseline 86 (2.5×–5×). Mechanism: (1) breakout entries fire on confirmed new highs, weeks AFTER the WMA cross — Donchian misses the early leg of every move, disproportionately costly in 3× vehicles; (2) without the latch+cooldown, daily noise around the breakout level produces rapid entry/exit/re-entry cycles; (3) exit=10 triggers on routine pullbacks (~350-435 trades), exit=20 holds through deep TQQQ drawdowns — neither asymmetry works; (4) leveraged compounding hates churn. Faith's original Turtle worked on a diversified 24-instrument unleveraged futures portfolio with ATR-scaled wide stops — none of those conditions hold here.</w:t>
+            </w:r>
+          </w:p>
+        </w:tc>
+        <w:tc>
+          <w:tcPr/>
+          <w:p>
+            <w:pPr>
+              <w:pStyle w:val="Compact"/>
+            </w:pPr>
+            <w:r>
+              <w:rPr>
+                <w:b/>
+                <w:bCs/>
+              </w:rPr>
+              <w:t xml:space="preserve">Rejected</w:t>
+            </w:r>
+          </w:p>
+        </w:tc>
+      </w:tr>
+      <w:tr>
+        <w:tc>
+          <w:tcPr/>
+          <w:p>
+            <w:pPr>
+              <w:pStyle w:val="Compact"/>
+            </w:pPr>
+            <w:r>
+              <w:rPr>
+                <w:b/>
+                <w:bCs/>
+              </w:rPr>
+              <w:t xml:space="preserve">B2 VIX term-structure regime gate</w:t>
+            </w:r>
+            <w:r>
+              <w:t xml:space="preserve"> </w:t>
+            </w:r>
+            <w:r>
+              <w:t xml:space="preserve">(VIX/VIX3M ratio as proxy for VX1/VX2 — same contango/backwardation interpretation; CBOE VIX3M index from EODHD covers 2007-11-13 onwards, pre-that-date filter is neutral; ts_ratio = VIX/VIX3M smoothed with 5-bar SMA; 3 variant families: A entry gate</w:t>
+            </w:r>
+            <w:r>
+              <w:t xml:space="preserve"> </w:t>
+            </w:r>
+            <w:r>
+              <w:rPr>
+                <w:rStyle w:val="VerbatimChar"/>
+              </w:rPr>
+              <w:t xml:space="preserve">ts&lt;entry_thresh</w:t>
+            </w:r>
+            <w:r>
+              <w:t xml:space="preserve"> </w:t>
+            </w:r>
+            <w:r>
+              <w:t xml:space="preserve">∈ {0.95, 1.00, 1.05}, B forced vehicle exit</w:t>
+            </w:r>
+            <w:r>
+              <w:t xml:space="preserve"> </w:t>
+            </w:r>
+            <w:r>
+              <w:rPr>
+                <w:rStyle w:val="VerbatimChar"/>
+              </w:rPr>
+              <w:t xml:space="preserve">ts&gt;exit_thresh</w:t>
+            </w:r>
+            <w:r>
+              <w:t xml:space="preserve"> </w:t>
+            </w:r>
+            <w:r>
+              <w:t xml:space="preserve">∈ {1.00, 1.05, 1.10}, C both combined; 9 candidates; HVol gate, cooldown, TP, hard stop, vol exit, VIX spike, defensive rotation, BIL cash all retained; walk-forward 2000-2014 IS / 2015-2026 OOS)</w:t>
+            </w:r>
+          </w:p>
+        </w:tc>
+        <w:tc>
+          <w:tcPr/>
+          <w:p>
+            <w:pPr>
+              <w:pStyle w:val="Compact"/>
+            </w:pPr>
+            <w:r>
+              <w:rPr>
+                <w:b/>
+                <w:bCs/>
+              </w:rPr>
+              <w:t xml:space="preserve">Rejected — redundant with existing v1.2 machinery.</w:t>
+            </w:r>
+            <w:r>
+              <w:t xml:space="preserve"> </w:t>
+            </w:r>
+            <w:r>
+              <w:t xml:space="preserve">Variant A (entry gate) is a literal no-op across all 3 thresholds: ts_blocks=0, IS/OOS/Full Sharpe identical to baseline. The HVol≤16% entry gate already restricts entries to calm regimes where VIX/VIX3M is virtually always &lt;0.95 deep contango — the term-structure gate has nothing to do. Variant B (exit at 1.10) also no-op. Variant B (exit at 1.05) fires 2 spike exits during OOS — same Volmageddon/COVID events the v1.2 VIX-spike already catches, so adding the term-structure exit is double-counting (lost $23M and OOS Sharpe −0.10). Variant B (exit at 1.00) over-triggers with 14 exits and destroys</w:t>
+            </w:r>
+            <w:r>
+              <w:t xml:space="preserve"> </w:t>
+            </w:r>
+            <m:oMath>
+              <m:r>
+                <m:t>54</m:t>
+              </m:r>
+              <m:r>
+                <m:t>M</m:t>
+              </m:r>
+              <m:r>
+                <m:rPr>
+                  <m:sty m:val="p"/>
+                </m:rPr>
+                <m:t>(</m:t>
+              </m:r>
+            </m:oMath>
+            <w:r>
+              <w:t xml:space="preserve">69.4M → $15.5M). Variant C results identical to corresponding B variants since A contributes nothing. Term structure is a different</w:t>
+            </w:r>
+            <w:r>
+              <w:t xml:space="preserve"> </w:t>
+            </w:r>
+            <w:r>
+              <w:rPr>
+                <w:i/>
+                <w:iCs/>
+              </w:rPr>
+              <w:t xml:space="preserve">measure</w:t>
+            </w:r>
+            <w:r>
+              <w:t xml:space="preserve"> </w:t>
+            </w:r>
+            <w:r>
+              <w:t xml:space="preserve">of the same vol regime v1.2 already detects via HVol and VIX-spike — same overlap pattern as B4 vol-targeting and KAMA.</w:t>
             </w:r>
           </w:p>
         </w:tc>
